--- a/add Jenkins job details for aspen pipeline.docx
+++ b/add Jenkins job details for aspen pipeline.docx
@@ -33,6 +33,9 @@
         <w:t> </w:t>
       </w:r>
       <w:r>
+        <w:rPr>
+          <w:noProof/>
+        </w:rPr>
         <w:drawing>
           <wp:inline distT="0" distB="0" distL="0" distR="0" wp14:anchorId="7723BAE8" wp14:editId="35721A95">
             <wp:extent cx="5943600" cy="3343275"/>
@@ -99,6 +102,9 @@
     </w:p>
     <w:p>
       <w:r>
+        <w:rPr>
+          <w:noProof/>
+        </w:rPr>
         <w:drawing>
           <wp:inline distT="0" distB="0" distL="0" distR="0" wp14:anchorId="151F7DA0" wp14:editId="7423231C">
             <wp:extent cx="4714875" cy="3305175"/>
@@ -138,42 +144,16 @@
     </w:p>
     <w:p/>
     <w:p>
-      <w:proofErr w:type="gramStart"/>
-      <w:r>
-        <w:t>These</w:t>
-      </w:r>
-      <w:proofErr w:type="gramEnd"/>
-      <w:r>
-        <w:t xml:space="preserve"> job needs to be completed to merge your feature branch code into main Development branch. If you </w:t>
-      </w:r>
-      <w:proofErr w:type="gramStart"/>
-      <w:r>
-        <w:t>get</w:t>
-      </w:r>
-      <w:proofErr w:type="gramEnd"/>
-      <w:r>
-        <w:t xml:space="preserve"> any conflict or issue </w:t>
-      </w:r>
-      <w:proofErr w:type="gramStart"/>
-      <w:r>
-        <w:t>here</w:t>
-      </w:r>
-      <w:proofErr w:type="gramEnd"/>
-      <w:r>
-        <w:t xml:space="preserve"> you </w:t>
-      </w:r>
-      <w:proofErr w:type="gramStart"/>
-      <w:r>
-        <w:t>have to</w:t>
-      </w:r>
-      <w:proofErr w:type="gramEnd"/>
-      <w:r>
-        <w:t xml:space="preserve"> resolve for your branch.</w:t>
+      <w:r>
+        <w:t>These job needs to be completed to merge your feature branch code into main Development branch. If you get any conflict or issue here you have to resolve for your branch.</w:t>
       </w:r>
     </w:p>
     <w:p/>
     <w:p>
       <w:r>
+        <w:rPr>
+          <w:noProof/>
+        </w:rPr>
         <w:drawing>
           <wp:inline distT="0" distB="0" distL="0" distR="0" wp14:anchorId="1EB40A99" wp14:editId="7C075B08">
             <wp:extent cx="1981200" cy="1876425"/>
@@ -213,22 +193,58 @@
     </w:p>
     <w:p>
       <w:r>
-        <w:t xml:space="preserve">This job </w:t>
-      </w:r>
-      <w:proofErr w:type="gramStart"/>
-      <w:r>
-        <w:t>complies</w:t>
-      </w:r>
-      <w:proofErr w:type="gramEnd"/>
-      <w:r>
-        <w:t xml:space="preserve"> the code after merge so if you get any compilation error on this job you must check like in which file you are getting compilation error.</w:t>
+        <w:t>This job complies the code after merge so if you get any compilation error on this job you must check like in which file you are getting compilation error.</w:t>
       </w:r>
     </w:p>
     <w:p/>
+    <w:p>
+      <w:r>
+        <w:lastRenderedPageBreak/>
+        <w:drawing>
+          <wp:inline distT="0" distB="0" distL="0" distR="0" wp14:anchorId="0237B534" wp14:editId="2E2F48A9">
+            <wp:extent cx="2790825" cy="923925"/>
+            <wp:effectExtent l="0" t="0" r="9525" b="9525"/>
+            <wp:docPr id="1501905136" name="Picture 1"/>
+            <wp:cNvGraphicFramePr>
+              <a:graphicFrameLocks xmlns:a="http://schemas.openxmlformats.org/drawingml/2006/main" noChangeAspect="1"/>
+            </wp:cNvGraphicFramePr>
+            <a:graphic xmlns:a="http://schemas.openxmlformats.org/drawingml/2006/main">
+              <a:graphicData uri="http://schemas.openxmlformats.org/drawingml/2006/picture">
+                <pic:pic xmlns:pic="http://schemas.openxmlformats.org/drawingml/2006/picture">
+                  <pic:nvPicPr>
+                    <pic:cNvPr id="1501905136" name=""/>
+                    <pic:cNvPicPr/>
+                  </pic:nvPicPr>
+                  <pic:blipFill>
+                    <a:blip r:embed="rId8"/>
+                    <a:stretch>
+                      <a:fillRect/>
+                    </a:stretch>
+                  </pic:blipFill>
+                  <pic:spPr>
+                    <a:xfrm>
+                      <a:off x="0" y="0"/>
+                      <a:ext cx="2790825" cy="923925"/>
+                    </a:xfrm>
+                    <a:prstGeom prst="rect">
+                      <a:avLst/>
+                    </a:prstGeom>
+                  </pic:spPr>
+                </pic:pic>
+              </a:graphicData>
+            </a:graphic>
+          </wp:inline>
+        </w:drawing>
+      </w:r>
+    </w:p>
+    <w:p>
+      <w:r>
+        <w:t>Always check the db job after script checkedin in respective stream. Check your script ran successfully or not. If not please reach out to us to see the error log.</w:t>
+      </w:r>
+    </w:p>
     <w:p/>
     <w:p>
       <w:r>
-        <w:lastRenderedPageBreak/>
         <w:t>Aspen+ Jenkins jobs.</w:t>
       </w:r>
     </w:p>
@@ -269,15 +285,7 @@
     </w:p>
     <w:p>
       <w:r>
-        <w:t xml:space="preserve">Jenkins is a powerful open-source automation server used for continuous integration and continuous delivery (CI/CD) pipelines. It automates build jobs to compile and package code, deploy jobs to handle environment-specific deployments, and merge jobs to integrate changes from one environment to the next. This automation reduces manual intervention, minimizes errors, and accelerates the delivery of high-quality software. There are two </w:t>
-      </w:r>
-      <w:proofErr w:type="spellStart"/>
-      <w:r>
-        <w:t>jenkins</w:t>
-      </w:r>
-      <w:proofErr w:type="spellEnd"/>
-      <w:r>
-        <w:t xml:space="preserve"> servers, one for non-production and one for production. Below are all the jobs from one non-production environment.  </w:t>
+        <w:t>Jenkins is a powerful open-source automation server used for continuous integration and continuous delivery (CI/CD) pipelines. It automates build jobs to compile and package code, deploy jobs to handle environment-specific deployments, and merge jobs to integrate changes from one environment to the next. This automation reduces manual intervention, minimizes errors, and accelerates the delivery of high-quality software. There are two jenkins servers, one for non-production and one for production. Below are all the jobs from one non-production environment.  </w:t>
       </w:r>
     </w:p>
     <w:p>
@@ -314,6 +322,30 @@
         </w:rPr>
         <w:t> </w:t>
       </w:r>
+      <w:r>
+        <w:rPr>
+          <w:rFonts w:ascii="Aptos" w:hAnsi="Aptos" w:cs="Aptos"/>
+          <w:b/>
+          <w:bCs/>
+        </w:rPr>
+        <w:t xml:space="preserve">: is the main front end build and deploy for our application. So please check these two module on dev environment after code checkins in front end : </w:t>
+      </w:r>
+      <w:r>
+        <w:rPr>
+          <w:rFonts w:ascii="Aptos" w:hAnsi="Aptos" w:cs="Aptos"/>
+          <w:b/>
+          <w:bCs/>
+        </w:rPr>
+        <w:t>internal-portal-ui-lift</w:t>
+      </w:r>
+      <w:r>
+        <w:rPr>
+          <w:rFonts w:ascii="Aptos" w:hAnsi="Aptos" w:cs="Aptos"/>
+          <w:b/>
+          <w:bCs/>
+        </w:rPr>
+        <w:t xml:space="preserve"> repository</w:t>
+      </w:r>
     </w:p>
     <w:p>
       <w:pPr>
@@ -326,31 +358,9 @@
         <w:rPr>
           <w:lang w:val="fr-FR"/>
         </w:rPr>
-        <w:t xml:space="preserve">UI LIFT </w:t>
-      </w:r>
-      <w:proofErr w:type="spellStart"/>
-      <w:proofErr w:type="gramStart"/>
-      <w:r>
-        <w:rPr>
-          <w:lang w:val="fr-FR"/>
-        </w:rPr>
-        <w:t>Build</w:t>
-      </w:r>
-      <w:proofErr w:type="spellEnd"/>
-      <w:r>
-        <w:rPr>
-          <w:lang w:val="fr-FR"/>
-        </w:rPr>
-        <w:t>:</w:t>
-      </w:r>
-      <w:proofErr w:type="gramEnd"/>
-      <w:r>
-        <w:rPr>
-          <w:lang w:val="fr-FR"/>
-        </w:rPr>
-        <w:t xml:space="preserve"> </w:t>
-      </w:r>
-      <w:hyperlink r:id="rId8" w:tgtFrame="_blank" w:history="1">
+        <w:t xml:space="preserve">UI LIFT Build: </w:t>
+      </w:r>
+      <w:hyperlink r:id="rId9" w:tgtFrame="_blank" w:history="1">
         <w:r>
           <w:rPr>
             <w:rStyle w:val="Hyperlink"/>
@@ -376,31 +386,9 @@
         <w:rPr>
           <w:lang w:val="fr-FR"/>
         </w:rPr>
-        <w:t xml:space="preserve">UI </w:t>
-      </w:r>
-      <w:proofErr w:type="spellStart"/>
-      <w:proofErr w:type="gramStart"/>
-      <w:r>
-        <w:rPr>
-          <w:lang w:val="fr-FR"/>
-        </w:rPr>
-        <w:t>Deploy</w:t>
-      </w:r>
-      <w:proofErr w:type="spellEnd"/>
-      <w:r>
-        <w:rPr>
-          <w:lang w:val="fr-FR"/>
-        </w:rPr>
-        <w:t>:</w:t>
-      </w:r>
-      <w:proofErr w:type="gramEnd"/>
-      <w:r>
-        <w:rPr>
-          <w:lang w:val="fr-FR"/>
-        </w:rPr>
-        <w:t xml:space="preserve"> </w:t>
-      </w:r>
-      <w:hyperlink r:id="rId9" w:tgtFrame="_blank" w:history="1">
+        <w:t xml:space="preserve">UI Deploy: </w:t>
+      </w:r>
+      <w:hyperlink r:id="rId10" w:tgtFrame="_blank" w:history="1">
         <w:r>
           <w:rPr>
             <w:rStyle w:val="Hyperlink"/>
@@ -417,6 +405,9 @@
     </w:p>
     <w:p>
       <w:r>
+        <w:rPr>
+          <w:noProof/>
+        </w:rPr>
         <w:drawing>
           <wp:inline distT="0" distB="0" distL="0" distR="0" wp14:anchorId="7D9750B4" wp14:editId="4F6A8672">
             <wp:extent cx="4711700" cy="1155700"/>
@@ -435,7 +426,7 @@
                     </pic:cNvPicPr>
                   </pic:nvPicPr>
                   <pic:blipFill>
-                    <a:blip r:embed="rId10">
+                    <a:blip r:embed="rId11">
                       <a:extLst>
                         <a:ext uri="{28A0092B-C50C-407E-A947-70E740481C1C}">
                           <a14:useLocalDpi xmlns:a14="http://schemas.microsoft.com/office/drawing/2010/main" val="0"/>
@@ -539,19 +530,37 @@
         </w:numPr>
       </w:pPr>
       <w:r>
+        <w:lastRenderedPageBreak/>
+        <w:t xml:space="preserve">The below internal-portal-aspen-api is based on </w:t>
+      </w:r>
+      <w:r>
+        <w:rPr>
+          <w:b/>
+          <w:bCs/>
+        </w:rPr>
+        <w:t>aspen-integration-modules</w:t>
+      </w:r>
+      <w:r>
+        <w:rPr>
+          <w:b/>
+          <w:bCs/>
+        </w:rPr>
+        <w:t xml:space="preserve"> repository so please check on dev environment after code checkins</w:t>
+      </w:r>
+    </w:p>
+    <w:p>
+      <w:pPr>
+        <w:numPr>
+          <w:ilvl w:val="0"/>
+          <w:numId w:val="6"/>
+        </w:numPr>
+      </w:pPr>
+      <w:r>
         <w:rPr>
           <w:lang w:val="fr-FR"/>
         </w:rPr>
-        <w:t xml:space="preserve">ASPEN API </w:t>
-      </w:r>
-      <w:proofErr w:type="gramStart"/>
-      <w:r>
-        <w:rPr>
-          <w:lang w:val="fr-FR"/>
-        </w:rPr>
-        <w:t>Build:</w:t>
-      </w:r>
-      <w:proofErr w:type="gramEnd"/>
+        <w:t>ASPEN API Build:</w:t>
+      </w:r>
       <w:r>
         <w:rPr>
           <w:rFonts w:ascii="Arial" w:hAnsi="Arial" w:cs="Arial"/>
@@ -559,7 +568,7 @@
         </w:rPr>
         <w:t> </w:t>
       </w:r>
-      <w:hyperlink r:id="rId11" w:tgtFrame="_blank" w:history="1">
+      <w:hyperlink r:id="rId12" w:tgtFrame="_blank" w:history="1">
         <w:r>
           <w:rPr>
             <w:rStyle w:val="Hyperlink"/>
@@ -585,31 +594,9 @@
         <w:rPr>
           <w:lang w:val="fr-FR"/>
         </w:rPr>
-        <w:t xml:space="preserve">ASPEN API </w:t>
-      </w:r>
-      <w:proofErr w:type="spellStart"/>
-      <w:proofErr w:type="gramStart"/>
-      <w:r>
-        <w:rPr>
-          <w:lang w:val="fr-FR"/>
-        </w:rPr>
-        <w:t>Deploy</w:t>
-      </w:r>
-      <w:proofErr w:type="spellEnd"/>
-      <w:r>
-        <w:rPr>
-          <w:lang w:val="fr-FR"/>
-        </w:rPr>
-        <w:t>:</w:t>
-      </w:r>
-      <w:proofErr w:type="gramEnd"/>
-      <w:r>
-        <w:rPr>
-          <w:lang w:val="fr-FR"/>
-        </w:rPr>
-        <w:t xml:space="preserve"> </w:t>
-      </w:r>
-      <w:hyperlink r:id="rId12" w:tgtFrame="_blank" w:history="1">
+        <w:t xml:space="preserve">ASPEN API Deploy: </w:t>
+      </w:r>
+      <w:hyperlink r:id="rId13" w:tgtFrame="_blank" w:history="1">
         <w:r>
           <w:rPr>
             <w:rStyle w:val="Hyperlink"/>
@@ -626,6 +613,9 @@
     </w:p>
     <w:p>
       <w:r>
+        <w:rPr>
+          <w:noProof/>
+        </w:rPr>
         <w:drawing>
           <wp:inline distT="0" distB="0" distL="0" distR="0" wp14:anchorId="310001BA" wp14:editId="786822FC">
             <wp:extent cx="3771900" cy="914400"/>
@@ -644,7 +634,7 @@
                     </pic:cNvPicPr>
                   </pic:nvPicPr>
                   <pic:blipFill>
-                    <a:blip r:embed="rId13">
+                    <a:blip r:embed="rId14">
                       <a:extLst>
                         <a:ext uri="{28A0092B-C50C-407E-A947-70E740481C1C}">
                           <a14:useLocalDpi xmlns:a14="http://schemas.microsoft.com/office/drawing/2010/main" val="0"/>
@@ -688,9 +678,16 @@
           <w:i/>
           <w:iCs/>
         </w:rPr>
-        <w:lastRenderedPageBreak/>
         <w:t>Figure 18: Backend Service Jenkins Jobs </w:t>
       </w:r>
+    </w:p>
+    <w:p>
+      <w:pPr>
+        <w:rPr>
+          <w:i/>
+          <w:iCs/>
+        </w:rPr>
+      </w:pPr>
     </w:p>
     <w:p>
       <w:pPr>
@@ -700,19 +697,33 @@
         </w:numPr>
       </w:pPr>
       <w:r>
+        <w:t xml:space="preserve">The below internal-portal-modules build is based on </w:t>
+      </w:r>
+      <w:hyperlink r:id="rId15" w:tooltip="internal-portal-modules" w:history="1">
+        <w:r>
+          <w:rPr>
+            <w:rStyle w:val="Hyperlink"/>
+          </w:rPr>
+          <w:t>internal-portal-modules</w:t>
+        </w:r>
+      </w:hyperlink>
+      <w:r>
+        <w:t xml:space="preserve"> repository so please check after code checkins in dev envs</w:t>
+      </w:r>
+    </w:p>
+    <w:p>
+      <w:pPr>
+        <w:numPr>
+          <w:ilvl w:val="0"/>
+          <w:numId w:val="8"/>
+        </w:numPr>
+      </w:pPr>
+      <w:r>
         <w:rPr>
           <w:lang w:val="fr-FR"/>
         </w:rPr>
-        <w:t xml:space="preserve">Modules </w:t>
-      </w:r>
-      <w:proofErr w:type="gramStart"/>
-      <w:r>
-        <w:rPr>
-          <w:lang w:val="fr-FR"/>
-        </w:rPr>
-        <w:t>Build:</w:t>
-      </w:r>
-      <w:proofErr w:type="gramEnd"/>
+        <w:t>Modules Build:</w:t>
+      </w:r>
       <w:r>
         <w:rPr>
           <w:rFonts w:ascii="Arial" w:hAnsi="Arial" w:cs="Arial"/>
@@ -720,7 +731,7 @@
         </w:rPr>
         <w:t> </w:t>
       </w:r>
-      <w:hyperlink r:id="rId14" w:tgtFrame="_blank" w:history="1">
+      <w:hyperlink r:id="rId16" w:tgtFrame="_blank" w:history="1">
         <w:r>
           <w:rPr>
             <w:rStyle w:val="Hyperlink"/>
@@ -737,6 +748,9 @@
     </w:p>
     <w:p>
       <w:r>
+        <w:rPr>
+          <w:noProof/>
+        </w:rPr>
         <w:drawing>
           <wp:inline distT="0" distB="0" distL="0" distR="0" wp14:anchorId="6AA10838" wp14:editId="15776337">
             <wp:extent cx="4914900" cy="533400"/>
@@ -755,7 +769,7 @@
                     </pic:cNvPicPr>
                   </pic:nvPicPr>
                   <pic:blipFill>
-                    <a:blip r:embed="rId15">
+                    <a:blip r:embed="rId17">
                       <a:extLst>
                         <a:ext uri="{28A0092B-C50C-407E-A947-70E740481C1C}">
                           <a14:useLocalDpi xmlns:a14="http://schemas.microsoft.com/office/drawing/2010/main" val="0"/>
@@ -823,35 +837,13 @@
           <w:numId w:val="9"/>
         </w:numPr>
       </w:pPr>
-      <w:proofErr w:type="spellStart"/>
       <w:r>
         <w:rPr>
           <w:lang w:val="fr-FR"/>
         </w:rPr>
-        <w:t>Core</w:t>
-      </w:r>
-      <w:proofErr w:type="spellEnd"/>
-      <w:r>
-        <w:rPr>
-          <w:lang w:val="fr-FR"/>
-        </w:rPr>
-        <w:t xml:space="preserve"> </w:t>
-      </w:r>
-      <w:proofErr w:type="gramStart"/>
-      <w:r>
-        <w:rPr>
-          <w:lang w:val="fr-FR"/>
-        </w:rPr>
-        <w:t>Deploy:</w:t>
-      </w:r>
-      <w:proofErr w:type="gramEnd"/>
-      <w:r>
-        <w:rPr>
-          <w:lang w:val="fr-FR"/>
-        </w:rPr>
-        <w:t xml:space="preserve"> </w:t>
-      </w:r>
-      <w:hyperlink r:id="rId16" w:tgtFrame="_blank" w:history="1">
+        <w:t xml:space="preserve">Core Deploy: </w:t>
+      </w:r>
+      <w:hyperlink r:id="rId18" w:tgtFrame="_blank" w:history="1">
         <w:r>
           <w:rPr>
             <w:rStyle w:val="Hyperlink"/>
@@ -868,6 +860,9 @@
     </w:p>
     <w:p>
       <w:r>
+        <w:rPr>
+          <w:noProof/>
+        </w:rPr>
         <w:drawing>
           <wp:inline distT="0" distB="0" distL="0" distR="0" wp14:anchorId="3EC54833" wp14:editId="1E94B7FF">
             <wp:extent cx="4883150" cy="571500"/>
@@ -886,7 +881,7 @@
                     </pic:cNvPicPr>
                   </pic:nvPicPr>
                   <pic:blipFill>
-                    <a:blip r:embed="rId17">
+                    <a:blip r:embed="rId19">
                       <a:extLst>
                         <a:ext uri="{28A0092B-C50C-407E-A947-70E740481C1C}">
                           <a14:useLocalDpi xmlns:a14="http://schemas.microsoft.com/office/drawing/2010/main" val="0"/>
@@ -954,43 +949,13 @@
           <w:numId w:val="10"/>
         </w:numPr>
       </w:pPr>
-      <w:proofErr w:type="spellStart"/>
       <w:r>
         <w:rPr>
           <w:lang w:val="fr-FR"/>
         </w:rPr>
-        <w:t>Workload</w:t>
-      </w:r>
-      <w:proofErr w:type="spellEnd"/>
-      <w:r>
-        <w:rPr>
-          <w:lang w:val="fr-FR"/>
-        </w:rPr>
-        <w:t xml:space="preserve"> </w:t>
-      </w:r>
-      <w:proofErr w:type="spellStart"/>
-      <w:proofErr w:type="gramStart"/>
-      <w:r>
-        <w:rPr>
-          <w:lang w:val="fr-FR"/>
-        </w:rPr>
-        <w:t>Deploy</w:t>
-      </w:r>
-      <w:proofErr w:type="spellEnd"/>
-      <w:r>
-        <w:rPr>
-          <w:lang w:val="fr-FR"/>
-        </w:rPr>
-        <w:t>:</w:t>
-      </w:r>
-      <w:proofErr w:type="gramEnd"/>
-      <w:r>
-        <w:rPr>
-          <w:lang w:val="fr-FR"/>
-        </w:rPr>
-        <w:t xml:space="preserve"> </w:t>
-      </w:r>
-      <w:hyperlink r:id="rId18" w:tgtFrame="_blank" w:history="1">
+        <w:t xml:space="preserve">Workload Deploy: </w:t>
+      </w:r>
+      <w:hyperlink r:id="rId20" w:tgtFrame="_blank" w:history="1">
         <w:r>
           <w:rPr>
             <w:rStyle w:val="Hyperlink"/>
@@ -1007,6 +972,10 @@
     </w:p>
     <w:p>
       <w:r>
+        <w:rPr>
+          <w:noProof/>
+        </w:rPr>
+        <w:lastRenderedPageBreak/>
         <w:drawing>
           <wp:inline distT="0" distB="0" distL="0" distR="0" wp14:anchorId="4EFAB166" wp14:editId="5948418A">
             <wp:extent cx="5448300" cy="514350"/>
@@ -1025,7 +994,7 @@
                     </pic:cNvPicPr>
                   </pic:nvPicPr>
                   <pic:blipFill>
-                    <a:blip r:embed="rId19">
+                    <a:blip r:embed="rId21">
                       <a:extLst>
                         <a:ext uri="{28A0092B-C50C-407E-A947-70E740481C1C}">
                           <a14:useLocalDpi xmlns:a14="http://schemas.microsoft.com/office/drawing/2010/main" val="0"/>
@@ -1086,22 +1055,17 @@
         <w:rPr>
           <w:lang w:val="fr-FR"/>
         </w:rPr>
-        <w:t xml:space="preserve">Merge </w:t>
-      </w:r>
-      <w:proofErr w:type="gramStart"/>
-      <w:r>
-        <w:rPr>
-          <w:lang w:val="fr-FR"/>
-        </w:rPr>
-        <w:t>Jobs:</w:t>
-      </w:r>
-      <w:proofErr w:type="gramEnd"/>
+        <w:t>Merge Jobs:</w:t>
+      </w:r>
       <w:r>
         <w:t> </w:t>
       </w:r>
     </w:p>
     <w:p>
       <w:r>
+        <w:rPr>
+          <w:noProof/>
+        </w:rPr>
         <w:drawing>
           <wp:inline distT="0" distB="0" distL="0" distR="0" wp14:anchorId="02747C7C" wp14:editId="05A33F3C">
             <wp:extent cx="3752850" cy="1943100"/>
@@ -1120,7 +1084,7 @@
                     </pic:cNvPicPr>
                   </pic:nvPicPr>
                   <pic:blipFill>
-                    <a:blip r:embed="rId20">
+                    <a:blip r:embed="rId22">
                       <a:extLst>
                         <a:ext uri="{28A0092B-C50C-407E-A947-70E740481C1C}">
                           <a14:useLocalDpi xmlns:a14="http://schemas.microsoft.com/office/drawing/2010/main" val="0"/>
@@ -1167,7 +1131,6 @@
           <w:i/>
           <w:iCs/>
         </w:rPr>
-        <w:lastRenderedPageBreak/>
         <w:t>Figure 22: Merge Jenkins Jobs </w:t>
       </w:r>
     </w:p>
@@ -1178,35 +1141,13 @@
           <w:numId w:val="12"/>
         </w:numPr>
       </w:pPr>
-      <w:proofErr w:type="spellStart"/>
       <w:r>
         <w:rPr>
           <w:lang w:val="fr-FR"/>
         </w:rPr>
-        <w:t>OpCon</w:t>
-      </w:r>
-      <w:proofErr w:type="spellEnd"/>
-      <w:r>
-        <w:rPr>
-          <w:lang w:val="fr-FR"/>
-        </w:rPr>
-        <w:t xml:space="preserve"> Batch </w:t>
-      </w:r>
-      <w:proofErr w:type="gramStart"/>
-      <w:r>
-        <w:rPr>
-          <w:lang w:val="fr-FR"/>
-        </w:rPr>
-        <w:t>Service:</w:t>
-      </w:r>
-      <w:proofErr w:type="gramEnd"/>
-      <w:r>
-        <w:rPr>
-          <w:lang w:val="fr-FR"/>
-        </w:rPr>
-        <w:t xml:space="preserve"> </w:t>
-      </w:r>
-      <w:hyperlink r:id="rId21" w:tgtFrame="_blank" w:history="1">
+        <w:t xml:space="preserve">OpCon Batch Service: </w:t>
+      </w:r>
+      <w:hyperlink r:id="rId23" w:tgtFrame="_blank" w:history="1">
         <w:r>
           <w:rPr>
             <w:rStyle w:val="Hyperlink"/>
@@ -1223,6 +1164,9 @@
     </w:p>
     <w:p>
       <w:r>
+        <w:rPr>
+          <w:noProof/>
+        </w:rPr>
         <w:drawing>
           <wp:inline distT="0" distB="0" distL="0" distR="0" wp14:anchorId="49D86023" wp14:editId="149E7F91">
             <wp:extent cx="4095750" cy="457200"/>
@@ -1241,7 +1185,7 @@
                     </pic:cNvPicPr>
                   </pic:nvPicPr>
                   <pic:blipFill>
-                    <a:blip r:embed="rId22">
+                    <a:blip r:embed="rId24">
                       <a:extLst>
                         <a:ext uri="{28A0092B-C50C-407E-A947-70E740481C1C}">
                           <a14:useLocalDpi xmlns:a14="http://schemas.microsoft.com/office/drawing/2010/main" val="0"/>
@@ -1288,23 +1232,7 @@
           <w:i/>
           <w:iCs/>
         </w:rPr>
-        <w:t xml:space="preserve">Figure 23: </w:t>
-      </w:r>
-      <w:proofErr w:type="spellStart"/>
-      <w:r>
-        <w:rPr>
-          <w:i/>
-          <w:iCs/>
-        </w:rPr>
-        <w:t>OpCon</w:t>
-      </w:r>
-      <w:proofErr w:type="spellEnd"/>
-      <w:r>
-        <w:rPr>
-          <w:i/>
-          <w:iCs/>
-        </w:rPr>
-        <w:t xml:space="preserve"> Batch Service Jenkins Job </w:t>
+        <w:t>Figure 23: OpCon Batch Service Jenkins Job </w:t>
       </w:r>
     </w:p>
     <w:p>
@@ -1314,43 +1242,13 @@
           <w:numId w:val="13"/>
         </w:numPr>
       </w:pPr>
-      <w:proofErr w:type="spellStart"/>
       <w:r>
         <w:rPr>
           <w:lang w:val="fr-FR"/>
         </w:rPr>
-        <w:t>Connect</w:t>
-      </w:r>
-      <w:proofErr w:type="spellEnd"/>
-      <w:r>
-        <w:rPr>
-          <w:lang w:val="fr-FR"/>
-        </w:rPr>
-        <w:t xml:space="preserve"> Change </w:t>
-      </w:r>
-      <w:proofErr w:type="spellStart"/>
-      <w:proofErr w:type="gramStart"/>
-      <w:r>
-        <w:rPr>
-          <w:lang w:val="fr-FR"/>
-        </w:rPr>
-        <w:t>Deploy</w:t>
-      </w:r>
-      <w:proofErr w:type="spellEnd"/>
-      <w:r>
-        <w:rPr>
-          <w:lang w:val="fr-FR"/>
-        </w:rPr>
-        <w:t>:</w:t>
-      </w:r>
-      <w:proofErr w:type="gramEnd"/>
-      <w:r>
-        <w:rPr>
-          <w:lang w:val="fr-FR"/>
-        </w:rPr>
-        <w:t xml:space="preserve"> </w:t>
-      </w:r>
-      <w:hyperlink r:id="rId23" w:tgtFrame="_blank" w:history="1">
+        <w:t xml:space="preserve">Connect Change Deploy: </w:t>
+      </w:r>
+      <w:hyperlink r:id="rId25" w:tgtFrame="_blank" w:history="1">
         <w:r>
           <w:rPr>
             <w:rStyle w:val="Hyperlink"/>
@@ -1367,6 +1265,9 @@
     </w:p>
     <w:p>
       <w:r>
+        <w:rPr>
+          <w:noProof/>
+        </w:rPr>
         <w:drawing>
           <wp:inline distT="0" distB="0" distL="0" distR="0" wp14:anchorId="7B34CDD6" wp14:editId="64693D08">
             <wp:extent cx="4997450" cy="514350"/>
@@ -1385,7 +1286,7 @@
                     </pic:cNvPicPr>
                   </pic:nvPicPr>
                   <pic:blipFill>
-                    <a:blip r:embed="rId24">
+                    <a:blip r:embed="rId26">
                       <a:extLst>
                         <a:ext uri="{28A0092B-C50C-407E-A947-70E740481C1C}">
                           <a14:useLocalDpi xmlns:a14="http://schemas.microsoft.com/office/drawing/2010/main" val="0"/>
@@ -1446,23 +1347,9 @@
         <w:rPr>
           <w:lang w:val="fr-FR"/>
         </w:rPr>
-        <w:t xml:space="preserve">ALB </w:t>
-      </w:r>
-      <w:proofErr w:type="gramStart"/>
-      <w:r>
-        <w:rPr>
-          <w:lang w:val="fr-FR"/>
-        </w:rPr>
-        <w:t>Changes:</w:t>
-      </w:r>
-      <w:proofErr w:type="gramEnd"/>
-      <w:r>
-        <w:rPr>
-          <w:lang w:val="fr-FR"/>
-        </w:rPr>
-        <w:t xml:space="preserve"> </w:t>
-      </w:r>
-      <w:hyperlink r:id="rId25" w:tgtFrame="_blank" w:history="1">
+        <w:t xml:space="preserve">ALB Changes: </w:t>
+      </w:r>
+      <w:hyperlink r:id="rId27" w:tgtFrame="_blank" w:history="1">
         <w:r>
           <w:rPr>
             <w:rStyle w:val="Hyperlink"/>
@@ -1484,6 +1371,10 @@
     </w:p>
     <w:p>
       <w:r>
+        <w:rPr>
+          <w:noProof/>
+        </w:rPr>
+        <w:lastRenderedPageBreak/>
         <w:drawing>
           <wp:inline distT="0" distB="0" distL="0" distR="0" wp14:anchorId="33C974EB" wp14:editId="75C09C38">
             <wp:extent cx="4019550" cy="514350"/>
@@ -1502,7 +1393,7 @@
                     </pic:cNvPicPr>
                   </pic:nvPicPr>
                   <pic:blipFill>
-                    <a:blip r:embed="rId26">
+                    <a:blip r:embed="rId28">
                       <a:extLst>
                         <a:ext uri="{28A0092B-C50C-407E-A947-70E740481C1C}">
                           <a14:useLocalDpi xmlns:a14="http://schemas.microsoft.com/office/drawing/2010/main" val="0"/>
@@ -1563,28 +1454,14 @@
         <w:rPr>
           <w:lang w:val="fr-FR"/>
         </w:rPr>
-        <w:t xml:space="preserve">Lambda </w:t>
-      </w:r>
-      <w:proofErr w:type="gramStart"/>
-      <w:r>
-        <w:rPr>
-          <w:lang w:val="fr-FR"/>
-        </w:rPr>
-        <w:t>Deploy:</w:t>
-      </w:r>
-      <w:proofErr w:type="gramEnd"/>
-      <w:r>
-        <w:rPr>
-          <w:lang w:val="fr-FR"/>
-        </w:rPr>
+        <w:t>Lambda Deploy: </w:t>
+      </w:r>
+      <w:r>
         <w:t> </w:t>
       </w:r>
-      <w:r>
-        <w:t> </w:t>
-      </w:r>
-    </w:p>
-    <w:p>
-      <w:hyperlink r:id="rId27" w:tgtFrame="_blank" w:history="1">
+    </w:p>
+    <w:p>
+      <w:hyperlink r:id="rId29" w:tgtFrame="_blank" w:history="1">
         <w:r>
           <w:rPr>
             <w:rStyle w:val="Hyperlink"/>
@@ -1605,6 +1482,9 @@
     </w:p>
     <w:p>
       <w:r>
+        <w:rPr>
+          <w:noProof/>
+        </w:rPr>
         <w:drawing>
           <wp:inline distT="0" distB="0" distL="0" distR="0" wp14:anchorId="52971DAF" wp14:editId="1731D32E">
             <wp:extent cx="3714750" cy="457200"/>
@@ -1623,7 +1503,7 @@
                     </pic:cNvPicPr>
                   </pic:nvPicPr>
                   <pic:blipFill>
-                    <a:blip r:embed="rId28">
+                    <a:blip r:embed="rId30">
                       <a:extLst>
                         <a:ext uri="{28A0092B-C50C-407E-A947-70E740481C1C}">
                           <a14:useLocalDpi xmlns:a14="http://schemas.microsoft.com/office/drawing/2010/main" val="0"/>
@@ -1679,7 +1559,6 @@
         <w:rPr>
           <w:noProof/>
         </w:rPr>
-        <w:lastRenderedPageBreak/>
         <w:drawing>
           <wp:inline distT="0" distB="0" distL="0" distR="0" wp14:anchorId="01909751" wp14:editId="704893FD">
             <wp:extent cx="5924550" cy="2381250"/>
@@ -1698,7 +1577,7 @@
                     </pic:cNvPicPr>
                   </pic:nvPicPr>
                   <pic:blipFill>
-                    <a:blip r:embed="rId29">
+                    <a:blip r:embed="rId31">
                       <a:extLst>
                         <a:ext uri="{28A0092B-C50C-407E-A947-70E740481C1C}">
                           <a14:useLocalDpi xmlns:a14="http://schemas.microsoft.com/office/drawing/2010/main" val="0"/>
@@ -2750,6 +2629,119 @@
     </w:lvl>
   </w:abstractNum>
   <w:abstractNum w:abstractNumId="7" w15:restartNumberingAfterBreak="0">
+    <w:nsid w:val="30F02D98"/>
+    <w:multiLevelType w:val="multilevel"/>
+    <w:tmpl w:val="A9E669C2"/>
+    <w:lvl w:ilvl="0">
+      <w:start w:val="1"/>
+      <w:numFmt w:val="decimal"/>
+      <w:lvlText w:val="%1."/>
+      <w:lvlJc w:val="left"/>
+      <w:pPr>
+        <w:tabs>
+          <w:tab w:val="num" w:pos="720"/>
+        </w:tabs>
+        <w:ind w:left="720" w:hanging="360"/>
+      </w:pPr>
+    </w:lvl>
+    <w:lvl w:ilvl="1" w:tentative="1">
+      <w:start w:val="1"/>
+      <w:numFmt w:val="decimal"/>
+      <w:lvlText w:val="%2."/>
+      <w:lvlJc w:val="left"/>
+      <w:pPr>
+        <w:tabs>
+          <w:tab w:val="num" w:pos="1440"/>
+        </w:tabs>
+        <w:ind w:left="1440" w:hanging="360"/>
+      </w:pPr>
+    </w:lvl>
+    <w:lvl w:ilvl="2" w:tentative="1">
+      <w:start w:val="1"/>
+      <w:numFmt w:val="decimal"/>
+      <w:lvlText w:val="%3."/>
+      <w:lvlJc w:val="left"/>
+      <w:pPr>
+        <w:tabs>
+          <w:tab w:val="num" w:pos="2160"/>
+        </w:tabs>
+        <w:ind w:left="2160" w:hanging="360"/>
+      </w:pPr>
+    </w:lvl>
+    <w:lvl w:ilvl="3" w:tentative="1">
+      <w:start w:val="1"/>
+      <w:numFmt w:val="decimal"/>
+      <w:lvlText w:val="%4."/>
+      <w:lvlJc w:val="left"/>
+      <w:pPr>
+        <w:tabs>
+          <w:tab w:val="num" w:pos="2880"/>
+        </w:tabs>
+        <w:ind w:left="2880" w:hanging="360"/>
+      </w:pPr>
+    </w:lvl>
+    <w:lvl w:ilvl="4" w:tentative="1">
+      <w:start w:val="1"/>
+      <w:numFmt w:val="decimal"/>
+      <w:lvlText w:val="%5."/>
+      <w:lvlJc w:val="left"/>
+      <w:pPr>
+        <w:tabs>
+          <w:tab w:val="num" w:pos="3600"/>
+        </w:tabs>
+        <w:ind w:left="3600" w:hanging="360"/>
+      </w:pPr>
+    </w:lvl>
+    <w:lvl w:ilvl="5" w:tentative="1">
+      <w:start w:val="1"/>
+      <w:numFmt w:val="decimal"/>
+      <w:lvlText w:val="%6."/>
+      <w:lvlJc w:val="left"/>
+      <w:pPr>
+        <w:tabs>
+          <w:tab w:val="num" w:pos="4320"/>
+        </w:tabs>
+        <w:ind w:left="4320" w:hanging="360"/>
+      </w:pPr>
+    </w:lvl>
+    <w:lvl w:ilvl="6" w:tentative="1">
+      <w:start w:val="1"/>
+      <w:numFmt w:val="decimal"/>
+      <w:lvlText w:val="%7."/>
+      <w:lvlJc w:val="left"/>
+      <w:pPr>
+        <w:tabs>
+          <w:tab w:val="num" w:pos="5040"/>
+        </w:tabs>
+        <w:ind w:left="5040" w:hanging="360"/>
+      </w:pPr>
+    </w:lvl>
+    <w:lvl w:ilvl="7" w:tentative="1">
+      <w:start w:val="1"/>
+      <w:numFmt w:val="decimal"/>
+      <w:lvlText w:val="%8."/>
+      <w:lvlJc w:val="left"/>
+      <w:pPr>
+        <w:tabs>
+          <w:tab w:val="num" w:pos="5760"/>
+        </w:tabs>
+        <w:ind w:left="5760" w:hanging="360"/>
+      </w:pPr>
+    </w:lvl>
+    <w:lvl w:ilvl="8" w:tentative="1">
+      <w:start w:val="1"/>
+      <w:numFmt w:val="decimal"/>
+      <w:lvlText w:val="%9."/>
+      <w:lvlJc w:val="left"/>
+      <w:pPr>
+        <w:tabs>
+          <w:tab w:val="num" w:pos="6480"/>
+        </w:tabs>
+        <w:ind w:left="6480" w:hanging="360"/>
+      </w:pPr>
+    </w:lvl>
+  </w:abstractNum>
+  <w:abstractNum w:abstractNumId="8" w15:restartNumberingAfterBreak="0">
     <w:nsid w:val="36410B21"/>
     <w:multiLevelType w:val="multilevel"/>
     <w:tmpl w:val="45321A4C"/>
@@ -2898,7 +2890,7 @@
       </w:rPr>
     </w:lvl>
   </w:abstractNum>
-  <w:abstractNum w:abstractNumId="8" w15:restartNumberingAfterBreak="0">
+  <w:abstractNum w:abstractNumId="9" w15:restartNumberingAfterBreak="0">
     <w:nsid w:val="474B5804"/>
     <w:multiLevelType w:val="multilevel"/>
     <w:tmpl w:val="CE24E008"/>
@@ -3011,7 +3003,7 @@
       </w:pPr>
     </w:lvl>
   </w:abstractNum>
-  <w:abstractNum w:abstractNumId="9" w15:restartNumberingAfterBreak="0">
+  <w:abstractNum w:abstractNumId="10" w15:restartNumberingAfterBreak="0">
     <w:nsid w:val="4D620097"/>
     <w:multiLevelType w:val="multilevel"/>
     <w:tmpl w:val="91E20DE0"/>
@@ -3160,7 +3152,7 @@
       </w:rPr>
     </w:lvl>
   </w:abstractNum>
-  <w:abstractNum w:abstractNumId="10" w15:restartNumberingAfterBreak="0">
+  <w:abstractNum w:abstractNumId="11" w15:restartNumberingAfterBreak="0">
     <w:nsid w:val="5B30013C"/>
     <w:multiLevelType w:val="multilevel"/>
     <w:tmpl w:val="EC8690FA"/>
@@ -3273,7 +3265,7 @@
       </w:pPr>
     </w:lvl>
   </w:abstractNum>
-  <w:abstractNum w:abstractNumId="11" w15:restartNumberingAfterBreak="0">
+  <w:abstractNum w:abstractNumId="12" w15:restartNumberingAfterBreak="0">
     <w:nsid w:val="71644D6F"/>
     <w:multiLevelType w:val="multilevel"/>
     <w:tmpl w:val="A70ABE0C"/>
@@ -3422,7 +3414,7 @@
       </w:rPr>
     </w:lvl>
   </w:abstractNum>
-  <w:abstractNum w:abstractNumId="12" w15:restartNumberingAfterBreak="0">
+  <w:abstractNum w:abstractNumId="13" w15:restartNumberingAfterBreak="0">
     <w:nsid w:val="76C402DA"/>
     <w:multiLevelType w:val="multilevel"/>
     <w:tmpl w:val="39D650C8"/>
@@ -3571,7 +3563,7 @@
       </w:rPr>
     </w:lvl>
   </w:abstractNum>
-  <w:abstractNum w:abstractNumId="13" w15:restartNumberingAfterBreak="0">
+  <w:abstractNum w:abstractNumId="14" w15:restartNumberingAfterBreak="0">
     <w:nsid w:val="774A23DF"/>
     <w:multiLevelType w:val="multilevel"/>
     <w:tmpl w:val="CDB0624A"/>
@@ -3720,7 +3712,7 @@
       </w:rPr>
     </w:lvl>
   </w:abstractNum>
-  <w:abstractNum w:abstractNumId="14" w15:restartNumberingAfterBreak="0">
+  <w:abstractNum w:abstractNumId="15" w15:restartNumberingAfterBreak="0">
     <w:nsid w:val="7AB01612"/>
     <w:multiLevelType w:val="multilevel"/>
     <w:tmpl w:val="C84CC6EC"/>
@@ -3870,7 +3862,7 @@
     </w:lvl>
   </w:abstractNum>
   <w:num w:numId="1" w16cid:durableId="407653948">
-    <w:abstractNumId w:val="10"/>
+    <w:abstractNumId w:val="11"/>
   </w:num>
   <w:num w:numId="2" w16cid:durableId="1150093726">
     <w:abstractNumId w:val="3"/>
@@ -3882,22 +3874,22 @@
     <w:abstractNumId w:val="6"/>
   </w:num>
   <w:num w:numId="5" w16cid:durableId="437331185">
-    <w:abstractNumId w:val="8"/>
+    <w:abstractNumId w:val="9"/>
   </w:num>
   <w:num w:numId="6" w16cid:durableId="269052565">
-    <w:abstractNumId w:val="13"/>
+    <w:abstractNumId w:val="14"/>
   </w:num>
   <w:num w:numId="7" w16cid:durableId="124861296">
     <w:abstractNumId w:val="1"/>
   </w:num>
   <w:num w:numId="8" w16cid:durableId="1278684491">
-    <w:abstractNumId w:val="12"/>
+    <w:abstractNumId w:val="13"/>
   </w:num>
   <w:num w:numId="9" w16cid:durableId="1313681170">
-    <w:abstractNumId w:val="9"/>
+    <w:abstractNumId w:val="10"/>
   </w:num>
   <w:num w:numId="10" w16cid:durableId="626157445">
-    <w:abstractNumId w:val="11"/>
+    <w:abstractNumId w:val="12"/>
   </w:num>
   <w:num w:numId="11" w16cid:durableId="1681273556">
     <w:abstractNumId w:val="0"/>
@@ -3906,13 +3898,16 @@
     <w:abstractNumId w:val="5"/>
   </w:num>
   <w:num w:numId="13" w16cid:durableId="550070812">
-    <w:abstractNumId w:val="7"/>
+    <w:abstractNumId w:val="8"/>
   </w:num>
   <w:num w:numId="14" w16cid:durableId="1437212293">
     <w:abstractNumId w:val="2"/>
   </w:num>
   <w:num w:numId="15" w16cid:durableId="1915160196">
-    <w:abstractNumId w:val="14"/>
+    <w:abstractNumId w:val="15"/>
+  </w:num>
+  <w:num w:numId="16" w16cid:durableId="1617592028">
+    <w:abstractNumId w:val="7"/>
   </w:num>
 </w:numbering>
 </file>
